--- a/rapport.docx
+++ b/rapport.docx
@@ -26,6 +26,23 @@
     <w:p>
       <w:pPr>
         <w:pStyle w:val="Normal"/>
+        <w:jc w:val="center"/>
+        <w:rPr>
+          <w:sz w:val="24"/>
+          <w:szCs w:val="24"/>
+        </w:rPr>
+      </w:pPr>
+      <w:r>
+        <w:rPr>
+          <w:sz w:val="24"/>
+          <w:szCs w:val="24"/>
+        </w:rPr>
+        <w:t>Par Desperiez Marc &amp; Rizzon-Jouve Guido</w:t>
+      </w:r>
+    </w:p>
+    <w:p>
+      <w:pPr>
+        <w:pStyle w:val="Normal"/>
         <w:rPr>
           <w:sz w:val="28"/>
           <w:szCs w:val="28"/>
@@ -1228,14 +1245,7 @@
           <w:sz w:val="28"/>
           <w:szCs w:val="28"/>
         </w:rPr>
-        <w:t xml:space="preserve">Le poisson rouge appartient au propriétaire de la </w:t>
-      </w:r>
-      <w:r>
-        <w:rPr>
-          <w:sz w:val="28"/>
-          <w:szCs w:val="28"/>
-        </w:rPr>
-        <w:t>4</w:t>
+        <w:t>Le poisson rouge appartient au propriétaire de la 4</w:t>
       </w:r>
       <w:r>
         <w:rPr>
@@ -1250,21 +1260,7 @@
           <w:sz w:val="28"/>
           <w:szCs w:val="28"/>
         </w:rPr>
-        <w:t xml:space="preserve"> maison, qui est </w:t>
-      </w:r>
-      <w:r>
-        <w:rPr>
-          <w:sz w:val="28"/>
-          <w:szCs w:val="28"/>
-        </w:rPr>
-        <w:t>allemand</w:t>
-      </w:r>
-      <w:r>
-        <w:rPr>
-          <w:sz w:val="28"/>
-          <w:szCs w:val="28"/>
-        </w:rPr>
-        <w:t>.</w:t>
+        <w:t xml:space="preserve"> maison, qui est allemand.</w:t>
       </w:r>
     </w:p>
     <w:sectPr>
@@ -1682,6 +1678,7 @@
     <w:qFormat/>
     <w:pPr>
       <w:widowControl/>
+      <w:suppressAutoHyphens w:val="true"/>
       <w:bidi w:val="0"/>
       <w:spacing w:lineRule="auto" w:line="276" w:before="0" w:after="160"/>
       <w:jc w:val="left"/>
